--- a/Manuscript Outline Format.docx
+++ b/Manuscript Outline Format.docx
@@ -1,6 +1,6 @@
 
 <file path=word/document.xml><?xml version="1.0" encoding="utf-8"?>
-<w:document xmlns:wpc="http://schemas.microsoft.com/office/word/2010/wordprocessingCanvas" xmlns:cx="http://schemas.microsoft.com/office/drawing/2014/chartex" xmlns:cx1="http://schemas.microsoft.com/office/drawing/2015/9/8/chartex" xmlns:mc="http://schemas.openxmlformats.org/markup-compatibility/2006" xmlns:o="urn:schemas-microsoft-com:office:office" xmlns:r="http://schemas.openxmlformats.org/officeDocument/2006/relationships" xmlns:m="http://schemas.openxmlformats.org/officeDocument/2006/math" xmlns:v="urn:schemas-microsoft-com:vml" xmlns:wp14="http://schemas.microsoft.com/office/word/2010/wordprocessingDrawing" xmlns:wp="http://schemas.openxmlformats.org/drawingml/2006/wordprocessingDrawing" xmlns:w10="urn:schemas-microsoft-com:office:word" xmlns:w="http://schemas.openxmlformats.org/wordprocessingml/2006/main" xmlns:w14="http://schemas.microsoft.com/office/word/2010/wordml" xmlns:w15="http://schemas.microsoft.com/office/word/2012/wordml" xmlns:w16se="http://schemas.microsoft.com/office/word/2015/wordml/symex" xmlns:wpg="http://schemas.microsoft.com/office/word/2010/wordprocessingGroup" xmlns:wpi="http://schemas.microsoft.com/office/word/2010/wordprocessingInk" xmlns:wne="http://schemas.microsoft.com/office/word/2006/wordml" xmlns:wps="http://schemas.microsoft.com/office/word/2010/wordprocessingShape" mc:Ignorable="w14 w15 w16se wp14">
+<w:document xmlns:wpc="http://schemas.microsoft.com/office/word/2010/wordprocessingCanvas" xmlns:cx="http://schemas.microsoft.com/office/drawing/2014/chartex" xmlns:cx1="http://schemas.microsoft.com/office/drawing/2015/9/8/chartex" xmlns:cx2="http://schemas.microsoft.com/office/drawing/2015/10/21/chartex" xmlns:cx3="http://schemas.microsoft.com/office/drawing/2016/5/9/chartex" xmlns:cx4="http://schemas.microsoft.com/office/drawing/2016/5/10/chartex" xmlns:cx5="http://schemas.microsoft.com/office/drawing/2016/5/11/chartex" xmlns:cx6="http://schemas.microsoft.com/office/drawing/2016/5/12/chartex" xmlns:cx7="http://schemas.microsoft.com/office/drawing/2016/5/13/chartex" xmlns:cx8="http://schemas.microsoft.com/office/drawing/2016/5/14/chartex" xmlns:mc="http://schemas.openxmlformats.org/markup-compatibility/2006" xmlns:aink="http://schemas.microsoft.com/office/drawing/2016/ink" xmlns:am3d="http://schemas.microsoft.com/office/drawing/2017/model3d" xmlns:o="urn:schemas-microsoft-com:office:office" xmlns:oel="http://schemas.microsoft.com/office/2019/extlst" xmlns:r="http://schemas.openxmlformats.org/officeDocument/2006/relationships" xmlns:m="http://schemas.openxmlformats.org/officeDocument/2006/math" xmlns:v="urn:schemas-microsoft-com:vml" xmlns:wp14="http://schemas.microsoft.com/office/word/2010/wordprocessingDrawing" xmlns:wp="http://schemas.openxmlformats.org/drawingml/2006/wordprocessingDrawing" xmlns:w10="urn:schemas-microsoft-com:office:word" xmlns:w="http://schemas.openxmlformats.org/wordprocessingml/2006/main" xmlns:w14="http://schemas.microsoft.com/office/word/2010/wordml" xmlns:w15="http://schemas.microsoft.com/office/word/2012/wordml" xmlns:w16cei="http://schemas.microsoft.com/office/word/2026/wordml/cei" xmlns:w16cex="http://schemas.microsoft.com/office/word/2018/wordml/cex" xmlns:w16cid="http://schemas.microsoft.com/office/word/2016/wordml/cid" xmlns:w16="http://schemas.microsoft.com/office/word/2018/wordml" xmlns:w16du="http://schemas.microsoft.com/office/word/2023/wordml/word16du" xmlns:w16sdtdh="http://schemas.microsoft.com/office/word/2020/wordml/sdtdatahash" xmlns:w16sdtfl="http://schemas.microsoft.com/office/word/2024/wordml/sdtformatlock" xmlns:w16se="http://schemas.microsoft.com/office/word/2015/wordml/symex" xmlns:wpg="http://schemas.microsoft.com/office/word/2010/wordprocessingGroup" xmlns:wpi="http://schemas.microsoft.com/office/word/2010/wordprocessingInk" xmlns:wne="http://schemas.microsoft.com/office/word/2006/wordml" xmlns:wps="http://schemas.microsoft.com/office/word/2010/wordprocessingShape" mc:Ignorable="w14 w15 w16se w16cid w16 w16cex w16sdtdh w16sdtfl w16du wp14">
   <w:body>
     <w:p>
       <w:pPr>
@@ -25,7 +25,7 @@
           <w:u w:val="single"/>
           <w:lang w:eastAsia="en-IN"/>
         </w:rPr>
-        <w:t>(Type)</w:t>
+        <w:t>Research</w:t>
       </w:r>
       <w:r>
         <w:rPr>
@@ -60,7 +60,7 @@
           <w:u w:val="single"/>
           <w:lang w:eastAsia="en-IN"/>
         </w:rPr>
-        <w:t>Approximate</w:t>
+        <w:t>~5000</w:t>
       </w:r>
       <w:r>
         <w:rPr>
@@ -121,6 +121,7 @@
           <w:insideH w:val="single" w:sz="4" w:space="0" w:color="auto"/>
           <w:insideV w:val="single" w:sz="4" w:space="0" w:color="auto"/>
         </w:tblBorders>
+        <w:tblLayout w:type="fixed"/>
         <w:tblCellMar>
           <w:top w:w="58" w:type="dxa"/>
           <w:left w:w="144" w:type="dxa"/>
@@ -130,10 +131,10 @@
         <w:tblLook w:val="04A0" w:firstRow="1" w:lastRow="0" w:firstColumn="1" w:lastColumn="0" w:noHBand="0" w:noVBand="1"/>
       </w:tblPr>
       <w:tblGrid>
-        <w:gridCol w:w="1575"/>
-        <w:gridCol w:w="1258"/>
-        <w:gridCol w:w="1702"/>
-        <w:gridCol w:w="5921"/>
+        <w:gridCol w:w="1129"/>
+        <w:gridCol w:w="1152"/>
+        <w:gridCol w:w="3687"/>
+        <w:gridCol w:w="4488"/>
       </w:tblGrid>
       <w:tr>
         <w:trPr>
@@ -141,8 +142,7 @@
         </w:trPr>
         <w:tc>
           <w:tcPr>
-            <w:tcW w:w="1160" w:type="pct"/>
-            <w:shd w:val="clear" w:color="auto" w:fill="auto"/>
+            <w:tcW w:w="540" w:type="pct"/>
             <w:tcMar>
               <w:top w:w="15" w:type="dxa"/>
               <w:left w:w="15" w:type="dxa"/>
@@ -179,8 +179,7 @@
         </w:tc>
         <w:tc>
           <w:tcPr>
-            <w:tcW w:w="259" w:type="pct"/>
-            <w:shd w:val="clear" w:color="auto" w:fill="auto"/>
+            <w:tcW w:w="551" w:type="pct"/>
             <w:noWrap/>
             <w:tcMar>
               <w:top w:w="15" w:type="dxa"/>
@@ -212,14 +211,13 @@
                 <w:sz w:val="20"/>
                 <w:szCs w:val="20"/>
               </w:rPr>
-              <w:t>Impact Factor</w:t>
+              <w:t>IF</w:t>
             </w:r>
           </w:p>
         </w:tc>
         <w:tc>
           <w:tcPr>
-            <w:tcW w:w="343" w:type="pct"/>
-            <w:shd w:val="clear" w:color="auto" w:fill="auto"/>
+            <w:tcW w:w="1763" w:type="pct"/>
             <w:noWrap/>
             <w:tcMar>
               <w:top w:w="15" w:type="dxa"/>
@@ -257,8 +255,7 @@
         </w:tc>
         <w:tc>
           <w:tcPr>
-            <w:tcW w:w="3238" w:type="pct"/>
-            <w:shd w:val="clear" w:color="auto" w:fill="auto"/>
+            <w:tcW w:w="2146" w:type="pct"/>
             <w:tcMar>
               <w:top w:w="15" w:type="dxa"/>
               <w:left w:w="15" w:type="dxa"/>
@@ -311,64 +308,7 @@
         </w:trPr>
         <w:tc>
           <w:tcPr>
-            <w:tcW w:w="1160" w:type="pct"/>
-            <w:shd w:val="clear" w:color="auto" w:fill="auto"/>
-            <w:tcMar>
-              <w:top w:w="15" w:type="dxa"/>
-              <w:left w:w="15" w:type="dxa"/>
-              <w:bottom w:w="0" w:type="dxa"/>
-              <w:right w:w="15" w:type="dxa"/>
-            </w:tcMar>
-            <w:vAlign w:val="center"/>
-          </w:tcPr>
-          <w:p>
-            <w:pPr>
-              <w:spacing w:after="0" w:line="240" w:lineRule="auto"/>
-              <w:jc w:val="center"/>
-              <w:rPr>
-                <w:rFonts w:ascii="Times New Roman" w:hAnsi="Times New Roman" w:cs="Times New Roman"/>
-                <w:color w:val="000000"/>
-                <w:sz w:val="20"/>
-                <w:szCs w:val="20"/>
-                <w:highlight w:val="cyan"/>
-              </w:rPr>
-            </w:pPr>
-          </w:p>
-        </w:tc>
-        <w:tc>
-          <w:tcPr>
-            <w:tcW w:w="259" w:type="pct"/>
-            <w:shd w:val="clear" w:color="auto" w:fill="auto"/>
-            <w:noWrap/>
-            <w:tcMar>
-              <w:top w:w="15" w:type="dxa"/>
-              <w:left w:w="15" w:type="dxa"/>
-              <w:bottom w:w="0" w:type="dxa"/>
-              <w:right w:w="15" w:type="dxa"/>
-            </w:tcMar>
-            <w:vAlign w:val="center"/>
-          </w:tcPr>
-          <w:p>
-            <w:pPr>
-              <w:spacing w:after="0" w:line="240" w:lineRule="auto"/>
-              <w:jc w:val="center"/>
-              <w:rPr>
-                <w:rFonts w:ascii="Times New Roman" w:hAnsi="Times New Roman" w:cs="Times New Roman"/>
-                <w:b/>
-                <w:bCs/>
-                <w:color w:val="000000"/>
-                <w:sz w:val="20"/>
-                <w:szCs w:val="20"/>
-                <w:highlight w:val="cyan"/>
-              </w:rPr>
-            </w:pPr>
-          </w:p>
-        </w:tc>
-        <w:tc>
-          <w:tcPr>
-            <w:tcW w:w="343" w:type="pct"/>
-            <w:shd w:val="clear" w:color="auto" w:fill="auto"/>
-            <w:noWrap/>
+            <w:tcW w:w="540" w:type="pct"/>
             <w:tcMar>
               <w:top w:w="15" w:type="dxa"/>
               <w:left w:w="15" w:type="dxa"/>
@@ -386,7 +326,6 @@
                 <w:color w:val="00B0F0"/>
                 <w:sz w:val="20"/>
                 <w:szCs w:val="20"/>
-                <w:highlight w:val="cyan"/>
               </w:rPr>
             </w:pPr>
             <w:r>
@@ -396,97 +335,13 @@
                 <w:sz w:val="20"/>
                 <w:szCs w:val="20"/>
               </w:rPr>
-              <w:t>Hybrid/Open Access</w:t>
+              <w:t>Full Journal Name</w:t>
             </w:r>
           </w:p>
         </w:tc>
         <w:tc>
           <w:tcPr>
-            <w:tcW w:w="3238" w:type="pct"/>
-            <w:shd w:val="clear" w:color="auto" w:fill="auto"/>
-            <w:tcMar>
-              <w:top w:w="15" w:type="dxa"/>
-              <w:left w:w="15" w:type="dxa"/>
-              <w:bottom w:w="0" w:type="dxa"/>
-              <w:right w:w="15" w:type="dxa"/>
-            </w:tcMar>
-          </w:tcPr>
-          <w:p>
-            <w:pPr>
-              <w:spacing w:after="0" w:line="240" w:lineRule="auto"/>
-              <w:jc w:val="both"/>
-              <w:rPr>
-                <w:rFonts w:ascii="Times New Roman" w:hAnsi="Times New Roman" w:cs="Times New Roman"/>
-                <w:color w:val="000000"/>
-                <w:sz w:val="20"/>
-                <w:szCs w:val="20"/>
-                <w:highlight w:val="cyan"/>
-              </w:rPr>
-            </w:pPr>
-          </w:p>
-        </w:tc>
-      </w:tr>
-      <w:tr>
-        <w:trPr>
-          <w:trHeight w:val="20"/>
-        </w:trPr>
-        <w:tc>
-          <w:tcPr>
-            <w:tcW w:w="1160" w:type="pct"/>
-            <w:shd w:val="clear" w:color="auto" w:fill="auto"/>
-            <w:tcMar>
-              <w:top w:w="15" w:type="dxa"/>
-              <w:left w:w="15" w:type="dxa"/>
-              <w:bottom w:w="0" w:type="dxa"/>
-              <w:right w:w="15" w:type="dxa"/>
-            </w:tcMar>
-            <w:vAlign w:val="center"/>
-          </w:tcPr>
-          <w:p>
-            <w:pPr>
-              <w:spacing w:after="0" w:line="240" w:lineRule="auto"/>
-              <w:jc w:val="center"/>
-              <w:rPr>
-                <w:rFonts w:ascii="Times New Roman" w:hAnsi="Times New Roman" w:cs="Times New Roman"/>
-                <w:color w:val="000000"/>
-                <w:sz w:val="20"/>
-                <w:szCs w:val="20"/>
-              </w:rPr>
-            </w:pPr>
-          </w:p>
-        </w:tc>
-        <w:tc>
-          <w:tcPr>
-            <w:tcW w:w="259" w:type="pct"/>
-            <w:shd w:val="clear" w:color="auto" w:fill="auto"/>
-            <w:noWrap/>
-            <w:tcMar>
-              <w:top w:w="15" w:type="dxa"/>
-              <w:left w:w="15" w:type="dxa"/>
-              <w:bottom w:w="0" w:type="dxa"/>
-              <w:right w:w="15" w:type="dxa"/>
-            </w:tcMar>
-            <w:vAlign w:val="center"/>
-          </w:tcPr>
-          <w:p>
-            <w:pPr>
-              <w:spacing w:after="0" w:line="240" w:lineRule="auto"/>
-              <w:jc w:val="center"/>
-              <w:rPr>
-                <w:rFonts w:ascii="Times New Roman" w:hAnsi="Times New Roman" w:cs="Times New Roman"/>
-                <w:b/>
-                <w:bCs/>
-                <w:color w:val="000000"/>
-                <w:sz w:val="20"/>
-                <w:szCs w:val="20"/>
-              </w:rPr>
-            </w:pPr>
-          </w:p>
-        </w:tc>
-        <w:tc>
-          <w:tcPr>
-            <w:tcW w:w="343" w:type="pct"/>
-            <w:shd w:val="clear" w:color="auto" w:fill="auto"/>
+            <w:tcW w:w="551" w:type="pct"/>
             <w:noWrap/>
             <w:tcMar>
               <w:top w:w="15" w:type="dxa"/>
@@ -514,14 +369,56 @@
                 <w:sz w:val="20"/>
                 <w:szCs w:val="20"/>
               </w:rPr>
-              <w:t>Hybrid/Open Access</w:t>
+              <w:t>Lates Impact factor</w:t>
             </w:r>
           </w:p>
         </w:tc>
         <w:tc>
           <w:tcPr>
-            <w:tcW w:w="3238" w:type="pct"/>
-            <w:shd w:val="clear" w:color="auto" w:fill="auto"/>
+            <w:tcW w:w="1763" w:type="pct"/>
+            <w:noWrap/>
+            <w:tcMar>
+              <w:top w:w="15" w:type="dxa"/>
+              <w:left w:w="15" w:type="dxa"/>
+              <w:bottom w:w="0" w:type="dxa"/>
+              <w:right w:w="15" w:type="dxa"/>
+            </w:tcMar>
+            <w:vAlign w:val="center"/>
+          </w:tcPr>
+          <w:p>
+            <w:pPr>
+              <w:spacing w:after="0" w:line="240" w:lineRule="auto"/>
+              <w:jc w:val="center"/>
+              <w:rPr>
+                <w:rFonts w:ascii="Times New Roman" w:hAnsi="Times New Roman" w:cs="Times New Roman"/>
+                <w:color w:val="00B0F0"/>
+                <w:sz w:val="20"/>
+                <w:szCs w:val="20"/>
+              </w:rPr>
+            </w:pPr>
+            <w:r>
+              <w:rPr>
+                <w:rFonts w:ascii="Times New Roman" w:hAnsi="Times New Roman" w:cs="Times New Roman"/>
+                <w:color w:val="00B0F0"/>
+                <w:sz w:val="20"/>
+                <w:szCs w:val="20"/>
+              </w:rPr>
+              <w:t>Hybrid/</w:t>
+            </w:r>
+            <w:r>
+              <w:rPr>
+                <w:rFonts w:ascii="Times New Roman" w:hAnsi="Times New Roman" w:cs="Times New Roman"/>
+                <w:color w:val="00B0F0"/>
+                <w:sz w:val="20"/>
+                <w:szCs w:val="20"/>
+              </w:rPr>
+              <w:t>Subscription Only/Open-Access Only</w:t>
+            </w:r>
+          </w:p>
+        </w:tc>
+        <w:tc>
+          <w:tcPr>
+            <w:tcW w:w="2146" w:type="pct"/>
             <w:tcMar>
               <w:top w:w="15" w:type="dxa"/>
               <w:left w:w="15" w:type="dxa"/>
@@ -535,11 +432,20 @@
               <w:jc w:val="both"/>
               <w:rPr>
                 <w:rFonts w:ascii="Times New Roman" w:hAnsi="Times New Roman" w:cs="Times New Roman"/>
-                <w:color w:val="000000"/>
+                <w:color w:val="00B0F0"/>
                 <w:sz w:val="20"/>
                 <w:szCs w:val="20"/>
               </w:rPr>
             </w:pPr>
+            <w:r>
+              <w:rPr>
+                <w:rFonts w:ascii="Times New Roman" w:hAnsi="Times New Roman" w:cs="Times New Roman"/>
+                <w:color w:val="00B0F0"/>
+                <w:sz w:val="20"/>
+                <w:szCs w:val="20"/>
+              </w:rPr>
+              <w:t xml:space="preserve"> Listed Latest articles related your study with their DOI link here/</w:t>
+            </w:r>
           </w:p>
         </w:tc>
       </w:tr>
@@ -583,6 +489,16 @@
           <w:lang w:eastAsia="en-IN"/>
         </w:rPr>
         <w:t>Tentative Title (5-15 words; 80-129 characters):</w:t>
+      </w:r>
+      <w:r>
+        <w:rPr>
+          <w:rFonts w:ascii="Times New Roman" w:hAnsi="Times New Roman" w:cs="Times New Roman"/>
+          <w:b/>
+          <w:sz w:val="20"/>
+          <w:szCs w:val="20"/>
+          <w:lang w:eastAsia="en-IN"/>
+        </w:rPr>
+        <w:t xml:space="preserve"> </w:t>
       </w:r>
     </w:p>
     <w:p>
@@ -1133,38 +1049,53 @@
         <w:pStyle w:val="ListParagraph"/>
         <w:numPr>
           <w:ilvl w:val="0"/>
-          <w:numId w:val="26"/>
+          <w:numId w:val="30"/>
         </w:numPr>
         <w:spacing w:line="240" w:lineRule="auto"/>
         <w:jc w:val="both"/>
         <w:rPr>
           <w:rFonts w:ascii="Times New Roman" w:hAnsi="Times New Roman" w:cs="Times New Roman"/>
-          <w:color w:val="00B0F0"/>
-          <w:sz w:val="20"/>
-          <w:szCs w:val="20"/>
-        </w:rPr>
-      </w:pPr>
-      <w:r>
-        <w:rPr>
-          <w:rFonts w:ascii="Times New Roman" w:hAnsi="Times New Roman" w:cs="Times New Roman"/>
-          <w:b/>
-          <w:bCs/>
           <w:i/>
           <w:iCs/>
           <w:color w:val="00B0F0"/>
           <w:sz w:val="20"/>
           <w:szCs w:val="20"/>
         </w:rPr>
-        <w:t>Background Information:</w:t>
-      </w:r>
-      <w:r>
-        <w:rPr>
-          <w:rFonts w:ascii="Times New Roman" w:hAnsi="Times New Roman" w:cs="Times New Roman"/>
-          <w:color w:val="00B0F0"/>
-          <w:sz w:val="20"/>
-          <w:szCs w:val="20"/>
-        </w:rPr>
-        <w:t xml:space="preserve"> Provide background information on the topic of your study to contextualize the research problem. This may involve discussing relevant theories, concepts, or previous research findings related to your topic.</w:t>
+      </w:pPr>
+      <w:r>
+        <w:rPr>
+          <w:rFonts w:ascii="Times New Roman" w:hAnsi="Times New Roman" w:cs="Times New Roman"/>
+          <w:b/>
+          <w:bCs/>
+          <w:i/>
+          <w:iCs/>
+          <w:color w:val="00B0F0"/>
+          <w:sz w:val="20"/>
+          <w:szCs w:val="20"/>
+        </w:rPr>
+        <w:t>Importance</w:t>
+      </w:r>
+      <w:r>
+        <w:rPr>
+          <w:rFonts w:ascii="Times New Roman" w:hAnsi="Times New Roman" w:cs="Times New Roman"/>
+          <w:i/>
+          <w:iCs/>
+          <w:color w:val="00B0F0"/>
+          <w:sz w:val="20"/>
+          <w:szCs w:val="20"/>
+        </w:rPr>
+        <w:t xml:space="preserve">: </w:t>
+      </w:r>
+      <w:r>
+        <w:rPr>
+          <w:rFonts w:ascii="Times New Roman" w:hAnsi="Times New Roman" w:cs="Times New Roman"/>
+          <w:i/>
+          <w:iCs/>
+          <w:color w:val="00B0F0"/>
+          <w:sz w:val="20"/>
+          <w:szCs w:val="20"/>
+        </w:rPr>
+        <w:t>Open on why the problem matters to the world, not on what you did; lead with global burden, scale, or consequence. Nobody is invested in your study yet, so earn that attention first — save your own work for the closing section.</w:t>
       </w:r>
     </w:p>
     <w:p>
@@ -1172,38 +1103,66 @@
         <w:pStyle w:val="ListParagraph"/>
         <w:numPr>
           <w:ilvl w:val="0"/>
-          <w:numId w:val="26"/>
+          <w:numId w:val="30"/>
         </w:numPr>
         <w:spacing w:line="240" w:lineRule="auto"/>
         <w:jc w:val="both"/>
         <w:rPr>
           <w:rFonts w:ascii="Times New Roman" w:hAnsi="Times New Roman" w:cs="Times New Roman"/>
-          <w:color w:val="00B0F0"/>
-          <w:sz w:val="20"/>
-          <w:szCs w:val="20"/>
-        </w:rPr>
-      </w:pPr>
-      <w:r>
-        <w:rPr>
-          <w:rFonts w:ascii="Times New Roman" w:hAnsi="Times New Roman" w:cs="Times New Roman"/>
-          <w:b/>
-          <w:bCs/>
           <w:i/>
           <w:iCs/>
           <w:color w:val="00B0F0"/>
           <w:sz w:val="20"/>
           <w:szCs w:val="20"/>
         </w:rPr>
-        <w:t>Research Gap:</w:t>
-      </w:r>
-      <w:r>
-        <w:rPr>
-          <w:rFonts w:ascii="Times New Roman" w:hAnsi="Times New Roman" w:cs="Times New Roman"/>
-          <w:color w:val="00B0F0"/>
-          <w:sz w:val="20"/>
-          <w:szCs w:val="20"/>
-        </w:rPr>
-        <w:t xml:space="preserve"> Identify the gap or problem in the existing literature that your study addresses. Explain why this gap is significant and how filling it contributes to advancing knowledge in the field.</w:t>
+      </w:pPr>
+      <w:r>
+        <w:rPr>
+          <w:rFonts w:ascii="Times New Roman" w:hAnsi="Times New Roman" w:cs="Times New Roman"/>
+          <w:b/>
+          <w:bCs/>
+          <w:i/>
+          <w:iCs/>
+          <w:color w:val="00B0F0"/>
+          <w:sz w:val="20"/>
+          <w:szCs w:val="20"/>
+        </w:rPr>
+        <w:t>Background</w:t>
+      </w:r>
+      <w:r>
+        <w:rPr>
+          <w:rFonts w:ascii="Times New Roman" w:hAnsi="Times New Roman" w:cs="Times New Roman"/>
+          <w:b/>
+          <w:bCs/>
+          <w:i/>
+          <w:iCs/>
+          <w:color w:val="00B0F0"/>
+          <w:sz w:val="20"/>
+          <w:szCs w:val="20"/>
+        </w:rPr>
+        <w:t>:</w:t>
+      </w:r>
+      <w:r>
+        <w:rPr>
+          <w:rFonts w:ascii="Times New Roman" w:hAnsi="Times New Roman" w:cs="Times New Roman"/>
+          <w:i/>
+          <w:iCs/>
+          <w:color w:val="00B0F0"/>
+          <w:sz w:val="20"/>
+          <w:szCs w:val="20"/>
+        </w:rPr>
+        <w:t xml:space="preserve"> </w:t>
+      </w:r>
+      <w:r>
+        <w:rPr>
+          <w:rFonts w:ascii="Times New Roman" w:hAnsi="Times New Roman" w:cs="Times New Roman"/>
+          <w:i/>
+          <w:iCs/>
+          <w:color w:val="00B0F0"/>
+          <w:sz w:val="20"/>
+          <w:szCs w:val="20"/>
+        </w:rPr>
+        <w:t>Tell the story of the field: how the problem is currently understood, what's been tried, and where current thinking sits. Don't list every paper you read chronologically; a reviewer can tell the difference between a narrative arc and an annotated bibliography, and the latter reads as padding.</w:t>
       </w:r>
     </w:p>
     <w:p>
@@ -1211,38 +1170,66 @@
         <w:pStyle w:val="ListParagraph"/>
         <w:numPr>
           <w:ilvl w:val="0"/>
-          <w:numId w:val="26"/>
+          <w:numId w:val="30"/>
         </w:numPr>
         <w:spacing w:line="240" w:lineRule="auto"/>
         <w:jc w:val="both"/>
         <w:rPr>
           <w:rFonts w:ascii="Times New Roman" w:hAnsi="Times New Roman" w:cs="Times New Roman"/>
-          <w:color w:val="00B0F0"/>
-          <w:sz w:val="20"/>
-          <w:szCs w:val="20"/>
-        </w:rPr>
-      </w:pPr>
-      <w:r>
-        <w:rPr>
-          <w:rFonts w:ascii="Times New Roman" w:hAnsi="Times New Roman" w:cs="Times New Roman"/>
-          <w:b/>
-          <w:bCs/>
           <w:i/>
           <w:iCs/>
           <w:color w:val="00B0F0"/>
           <w:sz w:val="20"/>
           <w:szCs w:val="20"/>
         </w:rPr>
-        <w:t>Research Question:</w:t>
-      </w:r>
-      <w:r>
-        <w:rPr>
-          <w:rFonts w:ascii="Times New Roman" w:hAnsi="Times New Roman" w:cs="Times New Roman"/>
-          <w:color w:val="00B0F0"/>
-          <w:sz w:val="20"/>
-          <w:szCs w:val="20"/>
-        </w:rPr>
-        <w:t xml:space="preserve"> Clearly state the research question(s) of your study. This helps readers understand the specific focus of your research and what you aim to accomplish.</w:t>
+      </w:pPr>
+      <w:r>
+        <w:rPr>
+          <w:rFonts w:ascii="Times New Roman" w:hAnsi="Times New Roman" w:cs="Times New Roman"/>
+          <w:b/>
+          <w:bCs/>
+          <w:i/>
+          <w:iCs/>
+          <w:color w:val="00B0F0"/>
+          <w:sz w:val="20"/>
+          <w:szCs w:val="20"/>
+        </w:rPr>
+        <w:t>Problem Statement</w:t>
+      </w:r>
+      <w:r>
+        <w:rPr>
+          <w:rFonts w:ascii="Times New Roman" w:hAnsi="Times New Roman" w:cs="Times New Roman"/>
+          <w:b/>
+          <w:bCs/>
+          <w:i/>
+          <w:iCs/>
+          <w:color w:val="00B0F0"/>
+          <w:sz w:val="20"/>
+          <w:szCs w:val="20"/>
+        </w:rPr>
+        <w:t>:</w:t>
+      </w:r>
+      <w:r>
+        <w:rPr>
+          <w:rFonts w:ascii="Times New Roman" w:hAnsi="Times New Roman" w:cs="Times New Roman"/>
+          <w:i/>
+          <w:iCs/>
+          <w:color w:val="00B0F0"/>
+          <w:sz w:val="20"/>
+          <w:szCs w:val="20"/>
+        </w:rPr>
+        <w:t xml:space="preserve"> </w:t>
+      </w:r>
+      <w:r>
+        <w:rPr>
+          <w:rFonts w:ascii="Times New Roman" w:hAnsi="Times New Roman" w:cs="Times New Roman"/>
+          <w:i/>
+          <w:iCs/>
+          <w:color w:val="00B0F0"/>
+          <w:sz w:val="20"/>
+          <w:szCs w:val="20"/>
+        </w:rPr>
+        <w:t>Name what is going wrong, plainly and in one or two direct sentences, ideally with a concrete consequence (a mortality rate, a failure rate, a cost). This is where the reader should start to feel the stakes, not just register that a topic exists.</w:t>
       </w:r>
     </w:p>
     <w:p>
@@ -1250,38 +1237,66 @@
         <w:pStyle w:val="ListParagraph"/>
         <w:numPr>
           <w:ilvl w:val="0"/>
-          <w:numId w:val="26"/>
+          <w:numId w:val="30"/>
         </w:numPr>
         <w:spacing w:line="240" w:lineRule="auto"/>
         <w:jc w:val="both"/>
         <w:rPr>
           <w:rFonts w:ascii="Times New Roman" w:hAnsi="Times New Roman" w:cs="Times New Roman"/>
-          <w:color w:val="00B0F0"/>
-          <w:sz w:val="20"/>
-          <w:szCs w:val="20"/>
-        </w:rPr>
-      </w:pPr>
-      <w:r>
-        <w:rPr>
-          <w:rFonts w:ascii="Times New Roman" w:hAnsi="Times New Roman" w:cs="Times New Roman"/>
-          <w:b/>
-          <w:bCs/>
           <w:i/>
           <w:iCs/>
           <w:color w:val="00B0F0"/>
           <w:sz w:val="20"/>
           <w:szCs w:val="20"/>
         </w:rPr>
-        <w:t>Hypothesis or Research Approach:</w:t>
-      </w:r>
-      <w:r>
-        <w:rPr>
-          <w:rFonts w:ascii="Times New Roman" w:hAnsi="Times New Roman" w:cs="Times New Roman"/>
-          <w:color w:val="00B0F0"/>
-          <w:sz w:val="20"/>
-          <w:szCs w:val="20"/>
-        </w:rPr>
-        <w:t xml:space="preserve"> If applicable, outline any hypotheses you are testing or describe the research approach/methodology you will use to address the research question(s). This provides insight into your study's design and rationale.</w:t>
+      </w:pPr>
+      <w:r>
+        <w:rPr>
+          <w:rFonts w:ascii="Times New Roman" w:hAnsi="Times New Roman" w:cs="Times New Roman"/>
+          <w:b/>
+          <w:bCs/>
+          <w:i/>
+          <w:iCs/>
+          <w:color w:val="00B0F0"/>
+          <w:sz w:val="20"/>
+          <w:szCs w:val="20"/>
+        </w:rPr>
+        <w:t>Research Gap</w:t>
+      </w:r>
+      <w:r>
+        <w:rPr>
+          <w:rFonts w:ascii="Times New Roman" w:hAnsi="Times New Roman" w:cs="Times New Roman"/>
+          <w:b/>
+          <w:bCs/>
+          <w:i/>
+          <w:iCs/>
+          <w:color w:val="00B0F0"/>
+          <w:sz w:val="20"/>
+          <w:szCs w:val="20"/>
+        </w:rPr>
+        <w:t>:</w:t>
+      </w:r>
+      <w:r>
+        <w:rPr>
+          <w:rFonts w:ascii="Times New Roman" w:hAnsi="Times New Roman" w:cs="Times New Roman"/>
+          <w:i/>
+          <w:iCs/>
+          <w:color w:val="00B0F0"/>
+          <w:sz w:val="20"/>
+          <w:szCs w:val="20"/>
+        </w:rPr>
+        <w:t xml:space="preserve"> </w:t>
+      </w:r>
+      <w:r>
+        <w:rPr>
+          <w:rFonts w:ascii="Times New Roman" w:hAnsi="Times New Roman" w:cs="Times New Roman"/>
+          <w:i/>
+          <w:iCs/>
+          <w:color w:val="00B0F0"/>
+          <w:sz w:val="20"/>
+          <w:szCs w:val="20"/>
+        </w:rPr>
+        <w:t>Say exactly what has not been studied, at the most specific level you can state it. "Little research exists" is not a gap; naming the precise edge where prior work stops — a specific target, population, mechanism, or comparison nobody has made — is.</w:t>
       </w:r>
     </w:p>
     <w:p>
@@ -1289,38 +1304,66 @@
         <w:pStyle w:val="ListParagraph"/>
         <w:numPr>
           <w:ilvl w:val="0"/>
-          <w:numId w:val="26"/>
+          <w:numId w:val="30"/>
         </w:numPr>
         <w:spacing w:line="240" w:lineRule="auto"/>
         <w:jc w:val="both"/>
         <w:rPr>
           <w:rFonts w:ascii="Times New Roman" w:hAnsi="Times New Roman" w:cs="Times New Roman"/>
-          <w:color w:val="00B0F0"/>
-          <w:sz w:val="20"/>
-          <w:szCs w:val="20"/>
-        </w:rPr>
-      </w:pPr>
-      <w:r>
-        <w:rPr>
-          <w:rFonts w:ascii="Times New Roman" w:hAnsi="Times New Roman" w:cs="Times New Roman"/>
-          <w:b/>
-          <w:bCs/>
           <w:i/>
           <w:iCs/>
           <w:color w:val="00B0F0"/>
           <w:sz w:val="20"/>
           <w:szCs w:val="20"/>
         </w:rPr>
-        <w:t>Significance of the Study:</w:t>
-      </w:r>
-      <w:r>
-        <w:rPr>
-          <w:rFonts w:ascii="Times New Roman" w:hAnsi="Times New Roman" w:cs="Times New Roman"/>
-          <w:color w:val="00B0F0"/>
-          <w:sz w:val="20"/>
-          <w:szCs w:val="20"/>
-        </w:rPr>
-        <w:t xml:space="preserve"> Explain the importance or relevance of your research within the broader context of the field. Discuss potential implications for theory, practice, policy, or future research.</w:t>
+      </w:pPr>
+      <w:r>
+        <w:rPr>
+          <w:rFonts w:ascii="Times New Roman" w:hAnsi="Times New Roman" w:cs="Times New Roman"/>
+          <w:b/>
+          <w:bCs/>
+          <w:i/>
+          <w:iCs/>
+          <w:color w:val="00B0F0"/>
+          <w:sz w:val="20"/>
+          <w:szCs w:val="20"/>
+        </w:rPr>
+        <w:t>Evidence</w:t>
+      </w:r>
+      <w:r>
+        <w:rPr>
+          <w:rFonts w:ascii="Times New Roman" w:hAnsi="Times New Roman" w:cs="Times New Roman"/>
+          <w:b/>
+          <w:bCs/>
+          <w:i/>
+          <w:iCs/>
+          <w:color w:val="00B0F0"/>
+          <w:sz w:val="20"/>
+          <w:szCs w:val="20"/>
+        </w:rPr>
+        <w:t>:</w:t>
+      </w:r>
+      <w:r>
+        <w:rPr>
+          <w:rFonts w:ascii="Times New Roman" w:hAnsi="Times New Roman" w:cs="Times New Roman"/>
+          <w:i/>
+          <w:iCs/>
+          <w:color w:val="00B0F0"/>
+          <w:sz w:val="20"/>
+          <w:szCs w:val="20"/>
+        </w:rPr>
+        <w:t xml:space="preserve"> </w:t>
+      </w:r>
+      <w:r>
+        <w:rPr>
+          <w:rFonts w:ascii="Times New Roman" w:hAnsi="Times New Roman" w:cs="Times New Roman"/>
+          <w:i/>
+          <w:iCs/>
+          <w:color w:val="00B0F0"/>
+          <w:sz w:val="20"/>
+          <w:szCs w:val="20"/>
+        </w:rPr>
+        <w:t>Back the gap claim you just made with citations that support it directly, not just citations that are topically related. This is what keeps the gap statement from reading as your own opinion dressed up as fact.</w:t>
       </w:r>
     </w:p>
     <w:p>
@@ -1328,38 +1371,66 @@
         <w:pStyle w:val="ListParagraph"/>
         <w:numPr>
           <w:ilvl w:val="0"/>
-          <w:numId w:val="26"/>
+          <w:numId w:val="30"/>
         </w:numPr>
         <w:spacing w:line="240" w:lineRule="auto"/>
         <w:jc w:val="both"/>
         <w:rPr>
           <w:rFonts w:ascii="Times New Roman" w:hAnsi="Times New Roman" w:cs="Times New Roman"/>
-          <w:color w:val="00B0F0"/>
-          <w:sz w:val="20"/>
-          <w:szCs w:val="20"/>
-        </w:rPr>
-      </w:pPr>
-      <w:r>
-        <w:rPr>
-          <w:rFonts w:ascii="Times New Roman" w:hAnsi="Times New Roman" w:cs="Times New Roman"/>
-          <w:b/>
-          <w:bCs/>
           <w:i/>
           <w:iCs/>
           <w:color w:val="00B0F0"/>
           <w:sz w:val="20"/>
           <w:szCs w:val="20"/>
         </w:rPr>
-        <w:t>Scope and Limitations:</w:t>
-      </w:r>
-      <w:r>
-        <w:rPr>
-          <w:rFonts w:ascii="Times New Roman" w:hAnsi="Times New Roman" w:cs="Times New Roman"/>
-          <w:color w:val="00B0F0"/>
-          <w:sz w:val="20"/>
-          <w:szCs w:val="20"/>
-        </w:rPr>
-        <w:t xml:space="preserve"> Define the scope of your study by specifying the boundaries or parameters of your research. Discuss any limitations or constraints that may impact the interpretation or generalizability of your findings.</w:t>
+      </w:pPr>
+      <w:r>
+        <w:rPr>
+          <w:rFonts w:ascii="Times New Roman" w:hAnsi="Times New Roman" w:cs="Times New Roman"/>
+          <w:b/>
+          <w:bCs/>
+          <w:i/>
+          <w:iCs/>
+          <w:color w:val="00B0F0"/>
+          <w:sz w:val="20"/>
+          <w:szCs w:val="20"/>
+        </w:rPr>
+        <w:t>Local Context</w:t>
+      </w:r>
+      <w:r>
+        <w:rPr>
+          <w:rFonts w:ascii="Times New Roman" w:hAnsi="Times New Roman" w:cs="Times New Roman"/>
+          <w:b/>
+          <w:bCs/>
+          <w:i/>
+          <w:iCs/>
+          <w:color w:val="00B0F0"/>
+          <w:sz w:val="20"/>
+          <w:szCs w:val="20"/>
+        </w:rPr>
+        <w:t>:</w:t>
+      </w:r>
+      <w:r>
+        <w:rPr>
+          <w:rFonts w:ascii="Times New Roman" w:hAnsi="Times New Roman" w:cs="Times New Roman"/>
+          <w:i/>
+          <w:iCs/>
+          <w:color w:val="00B0F0"/>
+          <w:sz w:val="20"/>
+          <w:szCs w:val="20"/>
+        </w:rPr>
+        <w:t xml:space="preserve"> </w:t>
+      </w:r>
+      <w:r>
+        <w:rPr>
+          <w:rFonts w:ascii="Times New Roman" w:hAnsi="Times New Roman" w:cs="Times New Roman"/>
+          <w:i/>
+          <w:iCs/>
+          <w:color w:val="00B0F0"/>
+          <w:sz w:val="20"/>
+          <w:szCs w:val="20"/>
+        </w:rPr>
+        <w:t>Ground the problem in a real place, population, or setting, with a specific figure or statistic tied to that setting. Abstract, global-only problems are easy for a reader to mentally set aside; a number attached to a hospital, a country, or a patient group is not.</w:t>
       </w:r>
     </w:p>
     <w:p>
@@ -1367,56 +1438,131 @@
         <w:pStyle w:val="ListParagraph"/>
         <w:numPr>
           <w:ilvl w:val="0"/>
-          <w:numId w:val="26"/>
+          <w:numId w:val="30"/>
         </w:numPr>
         <w:spacing w:line="240" w:lineRule="auto"/>
         <w:jc w:val="both"/>
         <w:rPr>
           <w:rFonts w:ascii="Times New Roman" w:hAnsi="Times New Roman" w:cs="Times New Roman"/>
-          <w:color w:val="00B0F0"/>
-          <w:sz w:val="20"/>
-          <w:szCs w:val="20"/>
-        </w:rPr>
-      </w:pPr>
-      <w:r>
-        <w:rPr>
-          <w:rFonts w:ascii="Times New Roman" w:hAnsi="Times New Roman" w:cs="Times New Roman"/>
-          <w:b/>
-          <w:bCs/>
           <w:i/>
           <w:iCs/>
           <w:color w:val="00B0F0"/>
           <w:sz w:val="20"/>
           <w:szCs w:val="20"/>
         </w:rPr>
-        <w:t xml:space="preserve">Objectives and potential applications: </w:t>
-      </w:r>
-      <w:r>
-        <w:rPr>
-          <w:rFonts w:ascii="Times New Roman" w:hAnsi="Times New Roman" w:cs="Times New Roman"/>
-          <w:color w:val="00B0F0"/>
-          <w:sz w:val="20"/>
-          <w:szCs w:val="20"/>
-        </w:rPr>
-        <w:t xml:space="preserve">Clearly outline the objectives of your current study and the potential applications of the findings in addressing </w:t>
-      </w:r>
-      <w:r>
-        <w:rPr>
-          <w:rFonts w:ascii="Times New Roman" w:hAnsi="Times New Roman" w:cs="Times New Roman"/>
-          <w:color w:val="00B0F0"/>
-          <w:sz w:val="20"/>
-          <w:szCs w:val="20"/>
-        </w:rPr>
-        <w:t>the problem</w:t>
-      </w:r>
-      <w:r>
-        <w:rPr>
-          <w:rFonts w:ascii="Times New Roman" w:hAnsi="Times New Roman" w:cs="Times New Roman"/>
-          <w:color w:val="00B0F0"/>
-          <w:sz w:val="20"/>
-          <w:szCs w:val="20"/>
-        </w:rPr>
-        <w:t>.</w:t>
+      </w:pPr>
+      <w:r>
+        <w:rPr>
+          <w:rFonts w:ascii="Times New Roman" w:hAnsi="Times New Roman" w:cs="Times New Roman"/>
+          <w:b/>
+          <w:bCs/>
+          <w:i/>
+          <w:iCs/>
+          <w:color w:val="00B0F0"/>
+          <w:sz w:val="20"/>
+          <w:szCs w:val="20"/>
+        </w:rPr>
+        <w:t>Objectives, Aim &amp; Research Question</w:t>
+      </w:r>
+      <w:r>
+        <w:rPr>
+          <w:rFonts w:ascii="Times New Roman" w:hAnsi="Times New Roman" w:cs="Times New Roman"/>
+          <w:b/>
+          <w:bCs/>
+          <w:i/>
+          <w:iCs/>
+          <w:color w:val="00B0F0"/>
+          <w:sz w:val="20"/>
+          <w:szCs w:val="20"/>
+        </w:rPr>
+        <w:t>:</w:t>
+      </w:r>
+      <w:r>
+        <w:rPr>
+          <w:rFonts w:ascii="Times New Roman" w:hAnsi="Times New Roman" w:cs="Times New Roman"/>
+          <w:i/>
+          <w:iCs/>
+          <w:color w:val="00B0F0"/>
+          <w:sz w:val="20"/>
+          <w:szCs w:val="20"/>
+        </w:rPr>
+        <w:t xml:space="preserve"> </w:t>
+      </w:r>
+      <w:r>
+        <w:rPr>
+          <w:rFonts w:ascii="Times New Roman" w:hAnsi="Times New Roman" w:cs="Times New Roman"/>
+          <w:i/>
+          <w:iCs/>
+          <w:color w:val="00B0F0"/>
+          <w:sz w:val="20"/>
+          <w:szCs w:val="20"/>
+        </w:rPr>
+        <w:t>Now say what you did: state the aim, the specific question it answers, and briefly the approach used to answer it, as one tight closing move rather than three separate ones. By this point the reader should already agree the work needed doing, so this section reports rather than persuades.</w:t>
+      </w:r>
+    </w:p>
+    <w:p>
+      <w:pPr>
+        <w:pStyle w:val="ListParagraph"/>
+        <w:numPr>
+          <w:ilvl w:val="0"/>
+          <w:numId w:val="30"/>
+        </w:numPr>
+        <w:spacing w:line="240" w:lineRule="auto"/>
+        <w:jc w:val="both"/>
+        <w:rPr>
+          <w:rFonts w:ascii="Times New Roman" w:hAnsi="Times New Roman" w:cs="Times New Roman"/>
+          <w:sz w:val="20"/>
+          <w:szCs w:val="20"/>
+          <w:lang w:eastAsia="en-IN"/>
+        </w:rPr>
+      </w:pPr>
+      <w:r>
+        <w:rPr>
+          <w:rFonts w:ascii="Times New Roman" w:hAnsi="Times New Roman" w:cs="Times New Roman"/>
+          <w:b/>
+          <w:bCs/>
+          <w:i/>
+          <w:iCs/>
+          <w:color w:val="00B0F0"/>
+          <w:sz w:val="20"/>
+          <w:szCs w:val="20"/>
+        </w:rPr>
+        <w:t>Significance &amp; Potential Applications</w:t>
+      </w:r>
+      <w:r>
+        <w:rPr>
+          <w:rFonts w:ascii="Times New Roman" w:hAnsi="Times New Roman" w:cs="Times New Roman"/>
+          <w:b/>
+          <w:bCs/>
+          <w:i/>
+          <w:iCs/>
+          <w:color w:val="00B0F0"/>
+          <w:sz w:val="20"/>
+          <w:szCs w:val="20"/>
+        </w:rPr>
+        <w:t>:</w:t>
+      </w:r>
+      <w:r>
+        <w:rPr>
+          <w:rFonts w:ascii="Times New Roman" w:hAnsi="Times New Roman" w:cs="Times New Roman"/>
+          <w:i/>
+          <w:iCs/>
+          <w:color w:val="00B0F0"/>
+          <w:sz w:val="20"/>
+          <w:szCs w:val="20"/>
+        </w:rPr>
+        <w:t xml:space="preserve"> </w:t>
+      </w:r>
+      <w:r>
+        <w:rPr>
+          <w:rFonts w:ascii="Times New Roman" w:hAnsi="Times New Roman" w:cs="Times New Roman"/>
+          <w:i/>
+          <w:iCs/>
+          <w:color w:val="00B0F0"/>
+          <w:sz w:val="20"/>
+          <w:szCs w:val="20"/>
+        </w:rPr>
+        <w:t>Close with one or two sentences on what this enables next — for theory, clinical practice, policy, or the next study in the pipeline. This is not a place to re-argue importance; it's a forward-looking pointer, kept short enough that it doesn't turn into a second Discussion section.</w:t>
       </w:r>
     </w:p>
     <w:p>
@@ -1950,6 +2096,7 @@
           <w:sz w:val="20"/>
           <w:szCs w:val="20"/>
         </w:rPr>
+        <w:lastRenderedPageBreak/>
         <w:t>Statistical Analyses:</w:t>
       </w:r>
       <w:r>
@@ -2136,7 +2283,6 @@
           <w:sz w:val="20"/>
           <w:szCs w:val="20"/>
         </w:rPr>
-        <w:lastRenderedPageBreak/>
         <w:t>Comparison with Previous Studies:</w:t>
       </w:r>
       <w:r>
@@ -2771,7 +2917,6 @@
           <w:szCs w:val="20"/>
         </w:rPr>
       </w:pPr>
-      <w:bookmarkStart w:id="0" w:name="_GoBack"/>
       <w:proofErr w:type="spellStart"/>
       <w:r>
         <w:rPr>
@@ -2805,7 +2950,6 @@
         <w:t>thorship contribution statement</w:t>
       </w:r>
     </w:p>
-    <w:bookmarkEnd w:id="0"/>
     <w:p>
       <w:pPr>
         <w:pStyle w:val="ListParagraph"/>
@@ -2929,7 +3073,7 @@
 </file>
 
 <file path=word/numbering.xml><?xml version="1.0" encoding="utf-8"?>
-<w:numbering xmlns:wpc="http://schemas.microsoft.com/office/word/2010/wordprocessingCanvas" xmlns:cx="http://schemas.microsoft.com/office/drawing/2014/chartex" xmlns:cx1="http://schemas.microsoft.com/office/drawing/2015/9/8/chartex" xmlns:mc="http://schemas.openxmlformats.org/markup-compatibility/2006" xmlns:o="urn:schemas-microsoft-com:office:office" xmlns:r="http://schemas.openxmlformats.org/officeDocument/2006/relationships" xmlns:m="http://schemas.openxmlformats.org/officeDocument/2006/math" xmlns:v="urn:schemas-microsoft-com:vml" xmlns:wp14="http://schemas.microsoft.com/office/word/2010/wordprocessingDrawing" xmlns:wp="http://schemas.openxmlformats.org/drawingml/2006/wordprocessingDrawing" xmlns:w10="urn:schemas-microsoft-com:office:word" xmlns:w="http://schemas.openxmlformats.org/wordprocessingml/2006/main" xmlns:w14="http://schemas.microsoft.com/office/word/2010/wordml" xmlns:w15="http://schemas.microsoft.com/office/word/2012/wordml" xmlns:w16se="http://schemas.microsoft.com/office/word/2015/wordml/symex" xmlns:wpg="http://schemas.microsoft.com/office/word/2010/wordprocessingGroup" xmlns:wpi="http://schemas.microsoft.com/office/word/2010/wordprocessingInk" xmlns:wne="http://schemas.microsoft.com/office/word/2006/wordml" xmlns:wps="http://schemas.microsoft.com/office/word/2010/wordprocessingShape" mc:Ignorable="w14 w15 w16se wp14">
+<w:numbering xmlns:wpc="http://schemas.microsoft.com/office/word/2010/wordprocessingCanvas" xmlns:cx="http://schemas.microsoft.com/office/drawing/2014/chartex" xmlns:cx1="http://schemas.microsoft.com/office/drawing/2015/9/8/chartex" xmlns:cx2="http://schemas.microsoft.com/office/drawing/2015/10/21/chartex" xmlns:cx3="http://schemas.microsoft.com/office/drawing/2016/5/9/chartex" xmlns:cx4="http://schemas.microsoft.com/office/drawing/2016/5/10/chartex" xmlns:cx5="http://schemas.microsoft.com/office/drawing/2016/5/11/chartex" xmlns:cx6="http://schemas.microsoft.com/office/drawing/2016/5/12/chartex" xmlns:cx7="http://schemas.microsoft.com/office/drawing/2016/5/13/chartex" xmlns:cx8="http://schemas.microsoft.com/office/drawing/2016/5/14/chartex" xmlns:mc="http://schemas.openxmlformats.org/markup-compatibility/2006" xmlns:aink="http://schemas.microsoft.com/office/drawing/2016/ink" xmlns:am3d="http://schemas.microsoft.com/office/drawing/2017/model3d" xmlns:o="urn:schemas-microsoft-com:office:office" xmlns:oel="http://schemas.microsoft.com/office/2019/extlst" xmlns:r="http://schemas.openxmlformats.org/officeDocument/2006/relationships" xmlns:m="http://schemas.openxmlformats.org/officeDocument/2006/math" xmlns:v="urn:schemas-microsoft-com:vml" xmlns:wp14="http://schemas.microsoft.com/office/word/2010/wordprocessingDrawing" xmlns:wp="http://schemas.openxmlformats.org/drawingml/2006/wordprocessingDrawing" xmlns:w10="urn:schemas-microsoft-com:office:word" xmlns:w="http://schemas.openxmlformats.org/wordprocessingml/2006/main" xmlns:w14="http://schemas.microsoft.com/office/word/2010/wordml" xmlns:w15="http://schemas.microsoft.com/office/word/2012/wordml" xmlns:w16cei="http://schemas.microsoft.com/office/word/2026/wordml/cei" xmlns:w16cex="http://schemas.microsoft.com/office/word/2018/wordml/cex" xmlns:w16cid="http://schemas.microsoft.com/office/word/2016/wordml/cid" xmlns:w16="http://schemas.microsoft.com/office/word/2018/wordml" xmlns:w16du="http://schemas.microsoft.com/office/word/2023/wordml/word16du" xmlns:w16sdtdh="http://schemas.microsoft.com/office/word/2020/wordml/sdtdatahash" xmlns:w16sdtfl="http://schemas.microsoft.com/office/word/2024/wordml/sdtformatlock" xmlns:w16se="http://schemas.microsoft.com/office/word/2015/wordml/symex" xmlns:wpg="http://schemas.microsoft.com/office/word/2010/wordprocessingGroup" xmlns:wpi="http://schemas.microsoft.com/office/word/2010/wordprocessingInk" xmlns:wne="http://schemas.microsoft.com/office/word/2006/wordml" xmlns:wps="http://schemas.microsoft.com/office/word/2010/wordprocessingShape" mc:Ignorable="w14 w15 w16se w16cid w16 w16cex w16sdtdh w16sdtfl w16du wp14">
   <w:abstractNum w:abstractNumId="0" w15:restartNumberingAfterBreak="0">
     <w:nsid w:val="04AF5686"/>
     <w:multiLevelType w:val="multilevel"/>
@@ -5203,6 +5347,119 @@
     </w:lvl>
   </w:abstractNum>
   <w:abstractNum w:abstractNumId="25" w15:restartNumberingAfterBreak="0">
+    <w:nsid w:val="6BD76917"/>
+    <w:multiLevelType w:val="hybridMultilevel"/>
+    <w:tmpl w:val="A4F610C6"/>
+    <w:lvl w:ilvl="0" w:tplc="0409000D">
+      <w:start w:val="1"/>
+      <w:numFmt w:val="bullet"/>
+      <w:lvlText w:val=""/>
+      <w:lvlJc w:val="left"/>
+      <w:pPr>
+        <w:ind w:left="720" w:hanging="360"/>
+      </w:pPr>
+      <w:rPr>
+        <w:rFonts w:ascii="Wingdings" w:hAnsi="Wingdings" w:hint="default"/>
+      </w:rPr>
+    </w:lvl>
+    <w:lvl w:ilvl="1" w:tplc="40090003" w:tentative="1">
+      <w:start w:val="1"/>
+      <w:numFmt w:val="bullet"/>
+      <w:lvlText w:val="o"/>
+      <w:lvlJc w:val="left"/>
+      <w:pPr>
+        <w:ind w:left="1440" w:hanging="360"/>
+      </w:pPr>
+      <w:rPr>
+        <w:rFonts w:ascii="Courier New" w:hAnsi="Courier New" w:cs="Courier New" w:hint="default"/>
+      </w:rPr>
+    </w:lvl>
+    <w:lvl w:ilvl="2" w:tplc="40090005" w:tentative="1">
+      <w:start w:val="1"/>
+      <w:numFmt w:val="bullet"/>
+      <w:lvlText w:val=""/>
+      <w:lvlJc w:val="left"/>
+      <w:pPr>
+        <w:ind w:left="2160" w:hanging="360"/>
+      </w:pPr>
+      <w:rPr>
+        <w:rFonts w:ascii="Wingdings" w:hAnsi="Wingdings" w:hint="default"/>
+      </w:rPr>
+    </w:lvl>
+    <w:lvl w:ilvl="3" w:tplc="40090001" w:tentative="1">
+      <w:start w:val="1"/>
+      <w:numFmt w:val="bullet"/>
+      <w:lvlText w:val=""/>
+      <w:lvlJc w:val="left"/>
+      <w:pPr>
+        <w:ind w:left="2880" w:hanging="360"/>
+      </w:pPr>
+      <w:rPr>
+        <w:rFonts w:ascii="Symbol" w:hAnsi="Symbol" w:hint="default"/>
+      </w:rPr>
+    </w:lvl>
+    <w:lvl w:ilvl="4" w:tplc="40090003" w:tentative="1">
+      <w:start w:val="1"/>
+      <w:numFmt w:val="bullet"/>
+      <w:lvlText w:val="o"/>
+      <w:lvlJc w:val="left"/>
+      <w:pPr>
+        <w:ind w:left="3600" w:hanging="360"/>
+      </w:pPr>
+      <w:rPr>
+        <w:rFonts w:ascii="Courier New" w:hAnsi="Courier New" w:cs="Courier New" w:hint="default"/>
+      </w:rPr>
+    </w:lvl>
+    <w:lvl w:ilvl="5" w:tplc="40090005" w:tentative="1">
+      <w:start w:val="1"/>
+      <w:numFmt w:val="bullet"/>
+      <w:lvlText w:val=""/>
+      <w:lvlJc w:val="left"/>
+      <w:pPr>
+        <w:ind w:left="4320" w:hanging="360"/>
+      </w:pPr>
+      <w:rPr>
+        <w:rFonts w:ascii="Wingdings" w:hAnsi="Wingdings" w:hint="default"/>
+      </w:rPr>
+    </w:lvl>
+    <w:lvl w:ilvl="6" w:tplc="40090001" w:tentative="1">
+      <w:start w:val="1"/>
+      <w:numFmt w:val="bullet"/>
+      <w:lvlText w:val=""/>
+      <w:lvlJc w:val="left"/>
+      <w:pPr>
+        <w:ind w:left="5040" w:hanging="360"/>
+      </w:pPr>
+      <w:rPr>
+        <w:rFonts w:ascii="Symbol" w:hAnsi="Symbol" w:hint="default"/>
+      </w:rPr>
+    </w:lvl>
+    <w:lvl w:ilvl="7" w:tplc="40090003" w:tentative="1">
+      <w:start w:val="1"/>
+      <w:numFmt w:val="bullet"/>
+      <w:lvlText w:val="o"/>
+      <w:lvlJc w:val="left"/>
+      <w:pPr>
+        <w:ind w:left="5760" w:hanging="360"/>
+      </w:pPr>
+      <w:rPr>
+        <w:rFonts w:ascii="Courier New" w:hAnsi="Courier New" w:cs="Courier New" w:hint="default"/>
+      </w:rPr>
+    </w:lvl>
+    <w:lvl w:ilvl="8" w:tplc="40090005" w:tentative="1">
+      <w:start w:val="1"/>
+      <w:numFmt w:val="bullet"/>
+      <w:lvlText w:val=""/>
+      <w:lvlJc w:val="left"/>
+      <w:pPr>
+        <w:ind w:left="6480" w:hanging="360"/>
+      </w:pPr>
+      <w:rPr>
+        <w:rFonts w:ascii="Wingdings" w:hAnsi="Wingdings" w:hint="default"/>
+      </w:rPr>
+    </w:lvl>
+  </w:abstractNum>
+  <w:abstractNum w:abstractNumId="26" w15:restartNumberingAfterBreak="0">
     <w:nsid w:val="7168615A"/>
     <w:multiLevelType w:val="multilevel"/>
     <w:tmpl w:val="899A4600"/>
@@ -5291,7 +5548,7 @@
       </w:pPr>
     </w:lvl>
   </w:abstractNum>
-  <w:abstractNum w:abstractNumId="26" w15:restartNumberingAfterBreak="0">
+  <w:abstractNum w:abstractNumId="27" w15:restartNumberingAfterBreak="0">
     <w:nsid w:val="72A2135B"/>
     <w:multiLevelType w:val="multilevel"/>
     <w:tmpl w:val="E09A3546"/>
@@ -5383,7 +5640,7 @@
       </w:pPr>
     </w:lvl>
   </w:abstractNum>
-  <w:abstractNum w:abstractNumId="27" w15:restartNumberingAfterBreak="0">
+  <w:abstractNum w:abstractNumId="28" w15:restartNumberingAfterBreak="0">
     <w:nsid w:val="7C116C64"/>
     <w:multiLevelType w:val="multilevel"/>
     <w:tmpl w:val="F5708644"/>
@@ -5472,7 +5729,7 @@
       </w:pPr>
     </w:lvl>
   </w:abstractNum>
-  <w:abstractNum w:abstractNumId="28" w15:restartNumberingAfterBreak="0">
+  <w:abstractNum w:abstractNumId="29" w15:restartNumberingAfterBreak="0">
     <w:nsid w:val="7F8D0819"/>
     <w:multiLevelType w:val="multilevel"/>
     <w:tmpl w:val="B7107DF8"/>
@@ -5564,98 +5821,101 @@
       </w:pPr>
     </w:lvl>
   </w:abstractNum>
-  <w:num w:numId="1">
+  <w:num w:numId="1" w16cid:durableId="1721322195">
     <w:abstractNumId w:val="8"/>
   </w:num>
-  <w:num w:numId="2">
+  <w:num w:numId="2" w16cid:durableId="307635125">
+    <w:abstractNumId w:val="27"/>
+  </w:num>
+  <w:num w:numId="3" w16cid:durableId="1418868464">
+    <w:abstractNumId w:val="22"/>
+  </w:num>
+  <w:num w:numId="4" w16cid:durableId="306514545">
+    <w:abstractNumId w:val="19"/>
+  </w:num>
+  <w:num w:numId="5" w16cid:durableId="1624654434">
+    <w:abstractNumId w:val="21"/>
+  </w:num>
+  <w:num w:numId="6" w16cid:durableId="729504298">
+    <w:abstractNumId w:val="13"/>
+  </w:num>
+  <w:num w:numId="7" w16cid:durableId="564875866">
+    <w:abstractNumId w:val="23"/>
+  </w:num>
+  <w:num w:numId="8" w16cid:durableId="1145203357">
+    <w:abstractNumId w:val="20"/>
+  </w:num>
+  <w:num w:numId="9" w16cid:durableId="279341418">
+    <w:abstractNumId w:val="17"/>
+  </w:num>
+  <w:num w:numId="10" w16cid:durableId="70469923">
+    <w:abstractNumId w:val="1"/>
+  </w:num>
+  <w:num w:numId="11" w16cid:durableId="1207832794">
+    <w:abstractNumId w:val="6"/>
+  </w:num>
+  <w:num w:numId="12" w16cid:durableId="1842237388">
+    <w:abstractNumId w:val="29"/>
+  </w:num>
+  <w:num w:numId="13" w16cid:durableId="420951479">
+    <w:abstractNumId w:val="4"/>
+  </w:num>
+  <w:num w:numId="14" w16cid:durableId="5249505">
+    <w:abstractNumId w:val="11"/>
+  </w:num>
+  <w:num w:numId="15" w16cid:durableId="1403943337">
+    <w:abstractNumId w:val="18"/>
+  </w:num>
+  <w:num w:numId="16" w16cid:durableId="136381768">
+    <w:abstractNumId w:val="12"/>
+  </w:num>
+  <w:num w:numId="17" w16cid:durableId="1378553833">
     <w:abstractNumId w:val="26"/>
   </w:num>
-  <w:num w:numId="3">
-    <w:abstractNumId w:val="22"/>
+  <w:num w:numId="18" w16cid:durableId="716662230">
+    <w:abstractNumId w:val="3"/>
   </w:num>
-  <w:num w:numId="4">
-    <w:abstractNumId w:val="19"/>
+  <w:num w:numId="19" w16cid:durableId="1919821690">
+    <w:abstractNumId w:val="15"/>
   </w:num>
-  <w:num w:numId="5">
-    <w:abstractNumId w:val="21"/>
-  </w:num>
-  <w:num w:numId="6">
-    <w:abstractNumId w:val="13"/>
-  </w:num>
-  <w:num w:numId="7">
-    <w:abstractNumId w:val="23"/>
-  </w:num>
-  <w:num w:numId="8">
-    <w:abstractNumId w:val="20"/>
-  </w:num>
-  <w:num w:numId="9">
-    <w:abstractNumId w:val="17"/>
-  </w:num>
-  <w:num w:numId="10">
-    <w:abstractNumId w:val="1"/>
-  </w:num>
-  <w:num w:numId="11">
-    <w:abstractNumId w:val="6"/>
-  </w:num>
-  <w:num w:numId="12">
+  <w:num w:numId="20" w16cid:durableId="1102413642">
     <w:abstractNumId w:val="28"/>
   </w:num>
-  <w:num w:numId="13">
-    <w:abstractNumId w:val="4"/>
-  </w:num>
-  <w:num w:numId="14">
-    <w:abstractNumId w:val="11"/>
-  </w:num>
-  <w:num w:numId="15">
-    <w:abstractNumId w:val="18"/>
-  </w:num>
-  <w:num w:numId="16">
-    <w:abstractNumId w:val="12"/>
-  </w:num>
-  <w:num w:numId="17">
-    <w:abstractNumId w:val="25"/>
-  </w:num>
-  <w:num w:numId="18">
-    <w:abstractNumId w:val="3"/>
-  </w:num>
-  <w:num w:numId="19">
-    <w:abstractNumId w:val="15"/>
-  </w:num>
-  <w:num w:numId="20">
-    <w:abstractNumId w:val="27"/>
-  </w:num>
-  <w:num w:numId="21">
+  <w:num w:numId="21" w16cid:durableId="1763717928">
     <w:abstractNumId w:val="16"/>
   </w:num>
-  <w:num w:numId="22">
+  <w:num w:numId="22" w16cid:durableId="1666976343">
     <w:abstractNumId w:val="9"/>
   </w:num>
-  <w:num w:numId="23">
+  <w:num w:numId="23" w16cid:durableId="1779375567">
     <w:abstractNumId w:val="7"/>
   </w:num>
-  <w:num w:numId="24">
+  <w:num w:numId="24" w16cid:durableId="2075857822">
     <w:abstractNumId w:val="2"/>
   </w:num>
-  <w:num w:numId="25">
+  <w:num w:numId="25" w16cid:durableId="679238573">
     <w:abstractNumId w:val="5"/>
   </w:num>
-  <w:num w:numId="26">
+  <w:num w:numId="26" w16cid:durableId="1462501646">
     <w:abstractNumId w:val="10"/>
   </w:num>
-  <w:num w:numId="27">
+  <w:num w:numId="27" w16cid:durableId="1941060058">
     <w:abstractNumId w:val="24"/>
   </w:num>
-  <w:num w:numId="28">
+  <w:num w:numId="28" w16cid:durableId="1264066964">
     <w:abstractNumId w:val="0"/>
   </w:num>
-  <w:num w:numId="29">
+  <w:num w:numId="29" w16cid:durableId="210460135">
     <w:abstractNumId w:val="14"/>
+  </w:num>
+  <w:num w:numId="30" w16cid:durableId="1408065668">
+    <w:abstractNumId w:val="25"/>
   </w:num>
 </w:numbering>
 </file>
 
 <file path=word/styles.xml><?xml version="1.0" encoding="utf-8"?>
-<w:styles xmlns:mc="http://schemas.openxmlformats.org/markup-compatibility/2006" xmlns:r="http://schemas.openxmlformats.org/officeDocument/2006/relationships" xmlns:w="http://schemas.openxmlformats.org/wordprocessingml/2006/main" xmlns:w14="http://schemas.microsoft.com/office/word/2010/wordml" xmlns:w15="http://schemas.microsoft.com/office/word/2012/wordml" xmlns:w16se="http://schemas.microsoft.com/office/word/2015/wordml/symex" mc:Ignorable="w14 w15 w16se">
+<w:styles xmlns:mc="http://schemas.openxmlformats.org/markup-compatibility/2006" xmlns:r="http://schemas.openxmlformats.org/officeDocument/2006/relationships" xmlns:w="http://schemas.openxmlformats.org/wordprocessingml/2006/main" xmlns:w14="http://schemas.microsoft.com/office/word/2010/wordml" xmlns:w15="http://schemas.microsoft.com/office/word/2012/wordml" xmlns:w16cex="http://schemas.microsoft.com/office/word/2018/wordml/cex" xmlns:w16cid="http://schemas.microsoft.com/office/word/2016/wordml/cid" xmlns:w16="http://schemas.microsoft.com/office/word/2018/wordml" xmlns:w16du="http://schemas.microsoft.com/office/word/2023/wordml/word16du" xmlns:w16sdtdh="http://schemas.microsoft.com/office/word/2020/wordml/sdtdatahash" xmlns:w16sdtfl="http://schemas.microsoft.com/office/word/2024/wordml/sdtformatlock" xmlns:w16se="http://schemas.microsoft.com/office/word/2015/wordml/symex" mc:Ignorable="w14 w15 w16se w16cid w16 w16cex w16sdtdh w16sdtfl w16du">
   <w:docDefaults>
     <w:rPrDefault>
       <w:rPr>
@@ -5670,7 +5930,7 @@
       </w:pPr>
     </w:pPrDefault>
   </w:docDefaults>
-  <w:latentStyles w:defLockedState="0" w:defUIPriority="99" w:defSemiHidden="0" w:defUnhideWhenUsed="0" w:defQFormat="0" w:count="371">
+  <w:latentStyles w:defLockedState="0" w:defUIPriority="99" w:defSemiHidden="0" w:defUnhideWhenUsed="0" w:defQFormat="0" w:count="376">
     <w:lsdException w:name="Normal" w:uiPriority="0" w:qFormat="1"/>
     <w:lsdException w:name="heading 1" w:uiPriority="9" w:qFormat="1"/>
     <w:lsdException w:name="heading 2" w:semiHidden="1" w:uiPriority="9" w:unhideWhenUsed="1" w:qFormat="1"/>
@@ -6042,6 +6302,11 @@
     <w:lsdException w:name="List Table 5 Dark Accent 6" w:uiPriority="50"/>
     <w:lsdException w:name="List Table 6 Colorful Accent 6" w:uiPriority="51"/>
     <w:lsdException w:name="List Table 7 Colorful Accent 6" w:uiPriority="52"/>
+    <w:lsdException w:name="Mention" w:semiHidden="1" w:unhideWhenUsed="1"/>
+    <w:lsdException w:name="Smart Hyperlink" w:semiHidden="1" w:unhideWhenUsed="1"/>
+    <w:lsdException w:name="Hashtag" w:semiHidden="1" w:unhideWhenUsed="1"/>
+    <w:lsdException w:name="Unresolved Mention" w:semiHidden="1" w:unhideWhenUsed="1"/>
+    <w:lsdException w:name="Smart Link" w:semiHidden="1" w:unhideWhenUsed="1"/>
   </w:latentStyles>
   <w:style w:type="paragraph" w:default="1" w:styleId="Normal">
     <w:name w:val="Normal"/>
@@ -6231,6 +6496,18 @@
       <w:sz w:val="32"/>
       <w:szCs w:val="32"/>
       <w:lang w:val="en-IN" w:bidi="ar-SA"/>
+    </w:rPr>
+  </w:style>
+  <w:style w:type="character" w:styleId="UnresolvedMention">
+    <w:name w:val="Unresolved Mention"/>
+    <w:basedOn w:val="DefaultParagraphFont"/>
+    <w:uiPriority w:val="99"/>
+    <w:semiHidden/>
+    <w:unhideWhenUsed/>
+    <w:rsid w:val="007F4204"/>
+    <w:rPr>
+      <w:color w:val="605E5C"/>
+      <w:shd w:val="clear" w:color="auto" w:fill="E1DFDD"/>
     </w:rPr>
   </w:style>
 </w:styles>
